--- a/word/IDCORE_Annual_Review_Year_3.docx
+++ b/word/IDCORE_Annual_Review_Year_3.docx
@@ -1470,7 +1470,7 @@
           <w:color w:val="1D4F91"/>
           <w:sz w:val="30"/>
         </w:rPr>
-        <w:t>4. Impact Summary</w:t>
+        <w:t>4. Impact Summary: Contribution to UK Net Zero &amp; Industry</w:t>
       </w:r>
     </w:p>
     <w:tbl>
@@ -1525,7 +1525,7 @@
                 <w:b/>
                 <w:sz w:val="19"/>
               </w:rPr>
-              <w:t>Project impact evaluation</w:t>
+              <w:t>Project impact evaluation and UK Net Zero alignment</w:t>
             </w:r>
           </w:p>
           <w:p>
@@ -1555,7 +1555,52 @@
                 <w:color w:val="3C414B"/>
                 <w:sz w:val="18"/>
               </w:rPr>
-              <w:t>Quantify contributions to offshore renewables sector, sponsor competitive advantage, and decarbonisation.</w:t>
+              <w:t>Detail the industrial, academic, and societal impact of the completed research and progress towards UK Net Zero targets.</w:t>
+            </w:r>
+          </w:p>
+          <w:p>
+            <w:pPr>
+              <w:pStyle w:val="ListBullet"/>
+              <w:spacing w:before="0" w:after="40"/>
+            </w:pPr>
+            <w:r>
+              <w:rPr>
+                <w:rFonts w:ascii="Arial" w:hAnsi="Arial"/>
+                <w:i/>
+                <w:color w:val="3C414B"/>
+                <w:sz w:val="18"/>
+              </w:rPr>
+              <w:t>Reflect on tangible contributions to the industrial partner's commercial operations, cost reduction (LCOE), and technology readiness level (TRL) advancement.</w:t>
+            </w:r>
+          </w:p>
+          <w:p>
+            <w:pPr>
+              <w:pStyle w:val="ListBullet"/>
+              <w:spacing w:before="0" w:after="40"/>
+            </w:pPr>
+            <w:r>
+              <w:rPr>
+                <w:rFonts w:ascii="Arial" w:hAnsi="Arial"/>
+                <w:i/>
+                <w:color w:val="3C414B"/>
+                <w:sz w:val="18"/>
+              </w:rPr>
+              <w:t>Quantify contributions towards UK Net Zero 2050 targets, clean energy generation, carbon abatement, and strengthening the UK offshore renewables sector.</w:t>
+            </w:r>
+          </w:p>
+          <w:p>
+            <w:pPr>
+              <w:pStyle w:val="ListBullet"/>
+              <w:spacing w:before="0" w:after="40"/>
+            </w:pPr>
+            <w:r>
+              <w:rPr>
+                <w:rFonts w:ascii="Arial" w:hAnsi="Arial"/>
+                <w:i/>
+                <w:color w:val="3C414B"/>
+                <w:sz w:val="18"/>
+              </w:rPr>
+              <w:t>Research impact frameworks and Net Zero toolkits may be utilised to help quantify these broader economic and environmental impacts.</w:t>
             </w:r>
           </w:p>
         </w:tc>
@@ -2061,22 +2106,7 @@
                 <w:color w:val="3C414B"/>
                 <w:sz w:val="18"/>
               </w:rPr>
-              <w:t>Provide updated Responsible Research and Innovation and Ethics assessment based on completed research.</w:t>
-            </w:r>
-          </w:p>
-          <w:p>
-            <w:pPr>
-              <w:pStyle w:val="ListBullet"/>
-              <w:spacing w:before="0" w:after="40"/>
-            </w:pPr>
-            <w:r>
-              <w:rPr>
-                <w:rFonts w:ascii="Arial" w:hAnsi="Arial"/>
-                <w:i/>
-                <w:color w:val="3C414B"/>
-                <w:sz w:val="18"/>
-              </w:rPr>
-              <w:t>NOTE: As stated in IDCORE Guidance, Updated Data Security / IP assessment is NOT required for Year 3.</w:t>
+              <w:t>Provide updated Responsible Research and Innovation (RRI) and Ethics assessment based on completed research findings, stakeholder engagement, and environmental/social implications.</w:t>
             </w:r>
           </w:p>
         </w:tc>
@@ -2095,6 +2125,232 @@
           <w:sz w:val="21"/>
         </w:rPr>
         <w:t>[Detail updated RRI reflection and ethics assessment.]</w:t>
+      </w:r>
+    </w:p>
+    <w:p>
+      <w:r>
+        <w:br w:type="page"/>
+      </w:r>
+    </w:p>
+    <w:p>
+      <w:pPr>
+        <w:keepNext/>
+        <w:spacing w:before="320" w:after="80"/>
+      </w:pPr>
+      <w:r>
+        <w:rPr>
+          <w:rFonts w:ascii="Arial" w:hAnsi="Arial"/>
+          <w:b/>
+          <w:color w:val="1D4F91"/>
+          <w:sz w:val="30"/>
+        </w:rPr>
+        <w:t>9. Trusted Research &amp; Innovation (TR&amp;I), Data Security &amp; Archiving Plan</w:t>
+      </w:r>
+    </w:p>
+    <w:tbl>
+      <w:tblPr>
+        <w:tblW w:type="auto" w:w="0"/>
+        <w:jc w:val="center"/>
+        <w:tblLayout w:type="fixed"/>
+        <w:tblLook w:firstColumn="1" w:firstRow="1" w:lastColumn="0" w:lastRow="0" w:noHBand="0" w:noVBand="1" w:val="04A0"/>
+      </w:tblPr>
+      <w:tblGrid>
+        <w:gridCol w:w="9638"/>
+      </w:tblGrid>
+      <w:tr>
+        <w:tc>
+          <w:tcPr>
+            <w:tcW w:type="dxa" w:w="9638"/>
+            <w:shd w:fill="F4F6F9"/>
+            <w:tcMar>
+              <w:top w:w="140" w:type="dxa"/>
+              <w:bottom w:w="140" w:type="dxa"/>
+              <w:left w:w="200" w:type="dxa"/>
+              <w:right w:w="140" w:type="dxa"/>
+            </w:tcMar>
+            <w:tcBorders>
+              <w:left w:val="single" w:sz="24" w:space="0" w:color="1D4F91"/>
+              <w:top w:val="none"/>
+              <w:bottom w:val="none"/>
+              <w:right w:val="none"/>
+            </w:tcBorders>
+          </w:tcPr>
+          <w:p>
+            <w:pPr>
+              <w:spacing w:before="40" w:after="80"/>
+            </w:pPr>
+            <w:r>
+              <w:rPr>
+                <w:rFonts w:ascii="Arial" w:hAnsi="Arial"/>
+                <w:b/>
+                <w:color w:val="1D4F91"/>
+                <w:sz w:val="19"/>
+              </w:rPr>
+              <w:t>IDCORE GUIDANCE &amp; REQUIREMENTS (Lighter touch)</w:t>
+            </w:r>
+          </w:p>
+          <w:p>
+            <w:pPr>
+              <w:spacing w:before="0" w:after="60"/>
+            </w:pPr>
+            <w:r>
+              <w:rPr>
+                <w:rFonts w:ascii="Arial" w:hAnsi="Arial"/>
+                <w:b/>
+                <w:sz w:val="19"/>
+              </w:rPr>
+              <w:t>Final Phase TR&amp;I, Handover &amp; Archival (Lighter Touch)</w:t>
+            </w:r>
+          </w:p>
+          <w:p>
+            <w:pPr>
+              <w:pStyle w:val="ListBullet"/>
+              <w:spacing w:before="0" w:after="40"/>
+            </w:pPr>
+            <w:r>
+              <w:rPr>
+                <w:rFonts w:ascii="Arial" w:hAnsi="Arial"/>
+                <w:i/>
+                <w:color w:val="3C414B"/>
+                <w:sz w:val="18"/>
+              </w:rPr>
+              <w:t>The IDCORE Industrial Advisory Board (IAB) requires all completing research engineers to establish clear IP protection for thesis submission, formal sponsor clearance, and research data archiving.</w:t>
+            </w:r>
+          </w:p>
+          <w:p>
+            <w:pPr>
+              <w:pStyle w:val="ListBullet"/>
+              <w:spacing w:before="0" w:after="40"/>
+            </w:pPr>
+            <w:r>
+              <w:rPr>
+                <w:rFonts w:ascii="Arial" w:hAnsi="Arial"/>
+                <w:i/>
+                <w:color w:val="3C414B"/>
+                <w:sz w:val="18"/>
+              </w:rPr>
+              <w:t>1. Thesis Confidentiality &amp; IP Protection: Strategy for protecting sensitive company data within the thesis (e.g., non-dimensionalising variables, redaction of specific chapters/appendices, or requesting a formal University/British Library embargo of up to 5 years).</w:t>
+            </w:r>
+          </w:p>
+          <w:p>
+            <w:pPr>
+              <w:pStyle w:val="ListBullet"/>
+              <w:spacing w:before="0" w:after="40"/>
+            </w:pPr>
+            <w:r>
+              <w:rPr>
+                <w:rFonts w:ascii="Arial" w:hAnsi="Arial"/>
+                <w:i/>
+                <w:color w:val="3C414B"/>
+                <w:sz w:val="18"/>
+              </w:rPr>
+              <w:t>2. Sponsor IP Clearance Protocols: Timeline for providing thesis and paper drafts to the industrial supervisor and company line management for review and written sign-off prior to formal submission.</w:t>
+            </w:r>
+          </w:p>
+          <w:p>
+            <w:pPr>
+              <w:pStyle w:val="ListBullet"/>
+              <w:spacing w:before="0" w:after="40"/>
+            </w:pPr>
+            <w:r>
+              <w:rPr>
+                <w:rFonts w:ascii="Arial" w:hAnsi="Arial"/>
+                <w:i/>
+                <w:color w:val="3C414B"/>
+                <w:sz w:val="18"/>
+              </w:rPr>
+              <w:t>3. Data Handover &amp; Long-Term Archiving: Protocols for handing over clean models, code repositories, simulation databases, and experimental raw data to the sponsor company, alongside deposit of non-confidential data in university open repositories in compliance with funder open research mandates.</w:t>
+            </w:r>
+          </w:p>
+        </w:tc>
+      </w:tr>
+    </w:tbl>
+    <w:p/>
+    <w:p>
+      <w:pPr>
+        <w:keepNext/>
+        <w:spacing w:before="240" w:after="60"/>
+      </w:pPr>
+      <w:r>
+        <w:rPr>
+          <w:rFonts w:ascii="Arial" w:hAnsi="Arial"/>
+          <w:b/>
+          <w:color w:val="1D4F91"/>
+          <w:sz w:val="25"/>
+        </w:rPr>
+        <w:t>9.1 Thesis Confidentiality, Redaction, and Embargo Strategy</w:t>
+      </w:r>
+    </w:p>
+    <w:p>
+      <w:pPr>
+        <w:spacing w:after="240"/>
+      </w:pPr>
+      <w:r>
+        <w:rPr>
+          <w:rFonts w:ascii="Arial" w:hAnsi="Arial"/>
+          <w:i/>
+          <w:color w:val="787878"/>
+          <w:sz w:val="21"/>
+        </w:rPr>
+        <w:t>[Detail whether the thesis requires non-dimensionalisation of data, chapter redaction, or a formal embargo period.]</w:t>
+      </w:r>
+    </w:p>
+    <w:p>
+      <w:pPr>
+        <w:keepNext/>
+        <w:spacing w:before="240" w:after="60"/>
+      </w:pPr>
+      <w:r>
+        <w:rPr>
+          <w:rFonts w:ascii="Arial" w:hAnsi="Arial"/>
+          <w:b/>
+          <w:color w:val="1D4F91"/>
+          <w:sz w:val="25"/>
+        </w:rPr>
+        <w:t>9.2 Sponsor IP Clearance and Publication Protocols</w:t>
+      </w:r>
+    </w:p>
+    <w:p>
+      <w:pPr>
+        <w:spacing w:after="240"/>
+      </w:pPr>
+      <w:r>
+        <w:rPr>
+          <w:rFonts w:ascii="Arial" w:hAnsi="Arial"/>
+          <w:i/>
+          <w:color w:val="787878"/>
+          <w:sz w:val="21"/>
+        </w:rPr>
+        <w:t>[Detail the agreed schedule for sponsor review and IP clearance prior to thesis and paper submissions.]</w:t>
+      </w:r>
+    </w:p>
+    <w:p>
+      <w:pPr>
+        <w:keepNext/>
+        <w:spacing w:before="240" w:after="60"/>
+      </w:pPr>
+      <w:r>
+        <w:rPr>
+          <w:rFonts w:ascii="Arial" w:hAnsi="Arial"/>
+          <w:b/>
+          <w:color w:val="1D4F91"/>
+          <w:sz w:val="25"/>
+        </w:rPr>
+        <w:t>9.3 Research Data Handover and Long-Term Archiving</w:t>
+      </w:r>
+    </w:p>
+    <w:p>
+      <w:pPr>
+        <w:spacing w:after="240"/>
+      </w:pPr>
+      <w:r>
+        <w:rPr>
+          <w:rFonts w:ascii="Arial" w:hAnsi="Arial"/>
+          <w:i/>
+          <w:color w:val="787878"/>
+          <w:sz w:val="21"/>
+        </w:rPr>
+        <w:t>[Detail handover of code, simulation datasets, and raw experimental data to the sponsor and partner university archives.]</w:t>
       </w:r>
     </w:p>
     <w:sectPr>
